--- a/templates/first-pass/D13-C_Supplement_Third_Party_Secondary.docx
+++ b/templates/first-pass/D13-C_Supplement_Third_Party_Secondary.docx
@@ -1049,6 +1049,21 @@
     </w:p>
     <w:p>
       <w:pPr>
+        <w:spacing w:after="80" w:before="0"/>
+        <w:jc w:val="center"/>
+      </w:pPr>
+      <w:r>
+        <w:rPr>
+          <w:rFonts w:ascii="Georgia" w:cs="Georgia" w:eastAsia="Georgia" w:hAnsi="Georgia"/>
+          <w:color w:val="505A63"/>
+          <w:sz w:val="20"/>
+          <w:szCs w:val="20"/>
+        </w:rPr>
+        <w:t xml:space="preserve">Issuer</w:t>
+      </w:r>
+    </w:p>
+    <w:p>
+      <w:pPr>
         <w:pBdr>
           <w:top w:val="single" w:color="1A1F24" w:sz="12" w:space="6"/>
           <w:left w:val="single" w:color="1A1F24" w:sz="12" w:space="6"/>
@@ -1081,8 +1096,9 @@
           <w:color w:val="1A1F24"/>
           <w:sz w:val="21"/>
           <w:szCs w:val="21"/>
-        </w:rPr>
-        <w:t xml:space="preserve">Issuer: </w:t>
+          <w:shd w:fill="FFF2CC" w:color="auto" w:val="clear"/>
+        </w:rPr>
+        <w:t xml:space="preserve">{{umbrella.legal_name}}</w:t>
       </w:r>
       <w:r>
         <w:rPr>
@@ -1092,9 +1108,8 @@
           <w:color w:val="1A1F24"/>
           <w:sz w:val="21"/>
           <w:szCs w:val="21"/>
-          <w:shd w:fill="FFF2CC" w:color="auto" w:val="clear"/>
-        </w:rPr>
-        <w:t xml:space="preserve">{{umbrella.legal_name}}</w:t>
+        </w:rPr>
+        <w:t xml:space="preserve"> for and on behalf of </w:t>
       </w:r>
       <w:r>
         <w:rPr>
@@ -1104,17 +1119,6 @@
           <w:color w:val="1A1F24"/>
           <w:sz w:val="21"/>
           <w:szCs w:val="21"/>
-        </w:rPr>
-        <w:t xml:space="preserve"> for and on behalf of </w:t>
-      </w:r>
-      <w:r>
-        <w:rPr>
-          <w:rFonts w:ascii="Georgia" w:cs="Georgia" w:eastAsia="Georgia" w:hAnsi="Georgia"/>
-          <w:b/>
-          <w:bCs/>
-          <w:color w:val="1A1F24"/>
-          <w:sz w:val="21"/>
-          <w:szCs w:val="21"/>
           <w:shd w:fill="FFF2CC" w:color="auto" w:val="clear"/>
         </w:rPr>
         <w:t xml:space="preserve">{{portfolio.legal_name}}</w:t>
@@ -1122,6 +1126,7 @@
     </w:p>
     <w:p>
       <w:pPr>
+        <w:pStyle w:val="Heading1"/>
         <w:keepNext/>
         <w:spacing w:after="100" w:before="240"/>
       </w:pPr>
@@ -1246,7 +1251,12 @@
     </w:p>
     <w:p>
       <w:pPr>
+        <w:pStyle w:val="Heading1"/>
         <w:keepNext/>
+        <w:numPr>
+          <w:ilvl w:val="0"/>
+          <w:numId w:val="3"/>
+        </w:numPr>
         <w:spacing w:after="100" w:before="240"/>
       </w:pPr>
       <w:r>
@@ -1258,7 +1268,7 @@
           <w:sz w:val="23"/>
           <w:szCs w:val="23"/>
         </w:rPr>
-        <w:t xml:space="preserve">1 Summary of terms</w:t>
+        <w:t xml:space="preserve">Summary of terms</w:t>
       </w:r>
     </w:p>
     <w:tbl>
@@ -2454,7 +2464,7 @@
                 <w:sz w:val="21"/>
                 <w:szCs w:val="21"/>
               </w:rPr>
-              <w:t xml:space="preserve"> of profits after investors have received back their subscribed capital </w:t>
+              <w:t xml:space="preserve"> of profits after investors have received back their subscribed capital</w:t>
             </w:r>
             <w:r>
               <w:rPr>
@@ -2500,7 +2510,7 @@
                 <w:sz w:val="21"/>
                 <w:szCs w:val="21"/>
               </w:rPr>
-              <w:t xml:space="preserve"> a year </w:t>
+              <w:t xml:space="preserve"> a year</w:t>
             </w:r>
             <w:r>
               <w:rPr>
@@ -2869,7 +2879,12 @@
     </w:p>
     <w:p>
       <w:pPr>
+        <w:pStyle w:val="Heading1"/>
         <w:keepNext/>
+        <w:numPr>
+          <w:ilvl w:val="0"/>
+          <w:numId w:val="3"/>
+        </w:numPr>
         <w:spacing w:after="100" w:before="240"/>
       </w:pPr>
       <w:r>
@@ -2881,34 +2896,18 @@
           <w:sz w:val="23"/>
           <w:szCs w:val="23"/>
         </w:rPr>
-        <w:t xml:space="preserve">2 The Portfolio</w:t>
-      </w:r>
-    </w:p>
-    <w:p>
-      <w:pPr>
-        <w:tabs>
-          <w:tab w:val="left" w:pos="709"/>
-        </w:tabs>
+        <w:t xml:space="preserve">The Portfolio</w:t>
+      </w:r>
+    </w:p>
+    <w:p>
+      <w:pPr>
+        <w:pStyle w:val="ListParagraph"/>
+        <w:numPr>
+          <w:ilvl w:val="1"/>
+          <w:numId w:val="3"/>
+        </w:numPr>
         <w:spacing w:after="120" w:before="0" w:line="300"/>
-        <w:ind w:left="709" w:hanging="709"/>
-      </w:pPr>
-      <w:r>
-        <w:rPr>
-          <w:rFonts w:ascii="Georgia" w:cs="Georgia" w:eastAsia="Georgia" w:hAnsi="Georgia"/>
-          <w:color w:val="1A1F24"/>
-          <w:sz w:val="21"/>
-          <w:szCs w:val="21"/>
-        </w:rPr>
-        <w:t xml:space="preserve">2.1</w:t>
-      </w:r>
-      <w:r>
-        <w:rPr>
-          <w:rFonts w:ascii="Georgia" w:cs="Georgia" w:eastAsia="Georgia" w:hAnsi="Georgia"/>
-          <w:sz w:val="21"/>
-          <w:szCs w:val="21"/>
-        </w:rPr>
-        <w:t xml:space="preserve">	</w:t>
-      </w:r>
+      </w:pPr>
       <w:r>
         <w:rPr>
           <w:rFonts w:ascii="Georgia" w:cs="Georgia" w:eastAsia="Georgia" w:hAnsi="Georgia"/>
@@ -2959,7 +2958,12 @@
     </w:p>
     <w:p>
       <w:pPr>
+        <w:pStyle w:val="Heading1"/>
         <w:keepNext/>
+        <w:numPr>
+          <w:ilvl w:val="0"/>
+          <w:numId w:val="3"/>
+        </w:numPr>
         <w:spacing w:after="100" w:before="240"/>
       </w:pPr>
       <w:r>
@@ -2971,34 +2975,18 @@
           <w:sz w:val="23"/>
           <w:szCs w:val="23"/>
         </w:rPr>
-        <w:t xml:space="preserve">3 The company</w:t>
-      </w:r>
-    </w:p>
-    <w:p>
-      <w:pPr>
-        <w:tabs>
-          <w:tab w:val="left" w:pos="709"/>
-        </w:tabs>
+        <w:t xml:space="preserve">The company</w:t>
+      </w:r>
+    </w:p>
+    <w:p>
+      <w:pPr>
+        <w:pStyle w:val="ListParagraph"/>
+        <w:numPr>
+          <w:ilvl w:val="1"/>
+          <w:numId w:val="3"/>
+        </w:numPr>
         <w:spacing w:after="120" w:before="0" w:line="300"/>
-        <w:ind w:left="709" w:hanging="709"/>
-      </w:pPr>
-      <w:r>
-        <w:rPr>
-          <w:rFonts w:ascii="Georgia" w:cs="Georgia" w:eastAsia="Georgia" w:hAnsi="Georgia"/>
-          <w:color w:val="1A1F24"/>
-          <w:sz w:val="21"/>
-          <w:szCs w:val="21"/>
-        </w:rPr>
-        <w:t xml:space="preserve">3.1</w:t>
-      </w:r>
-      <w:r>
-        <w:rPr>
-          <w:rFonts w:ascii="Georgia" w:cs="Georgia" w:eastAsia="Georgia" w:hAnsi="Georgia"/>
-          <w:sz w:val="21"/>
-          <w:szCs w:val="21"/>
-        </w:rPr>
-        <w:t xml:space="preserve">	</w:t>
-      </w:r>
+      </w:pPr>
       <w:r>
         <w:rPr>
           <w:rFonts w:ascii="Georgia" w:cs="Georgia" w:eastAsia="Georgia" w:hAnsi="Georgia"/>
@@ -3076,7 +3064,12 @@
     </w:p>
     <w:p>
       <w:pPr>
+        <w:pStyle w:val="Heading1"/>
         <w:keepNext/>
+        <w:numPr>
+          <w:ilvl w:val="0"/>
+          <w:numId w:val="3"/>
+        </w:numPr>
         <w:spacing w:after="100" w:before="240"/>
       </w:pPr>
       <w:r>
@@ -3088,34 +3081,18 @@
           <w:sz w:val="23"/>
           <w:szCs w:val="23"/>
         </w:rPr>
-        <w:t xml:space="preserve">4 The investment</w:t>
-      </w:r>
-    </w:p>
-    <w:p>
-      <w:pPr>
-        <w:tabs>
-          <w:tab w:val="left" w:pos="709"/>
-        </w:tabs>
+        <w:t xml:space="preserve">The investment</w:t>
+      </w:r>
+    </w:p>
+    <w:p>
+      <w:pPr>
+        <w:pStyle w:val="ListParagraph"/>
+        <w:numPr>
+          <w:ilvl w:val="1"/>
+          <w:numId w:val="3"/>
+        </w:numPr>
         <w:spacing w:after="120" w:before="0" w:line="300"/>
-        <w:ind w:left="709" w:hanging="709"/>
-      </w:pPr>
-      <w:r>
-        <w:rPr>
-          <w:rFonts w:ascii="Georgia" w:cs="Georgia" w:eastAsia="Georgia" w:hAnsi="Georgia"/>
-          <w:color w:val="1A1F24"/>
-          <w:sz w:val="21"/>
-          <w:szCs w:val="21"/>
-        </w:rPr>
-        <w:t xml:space="preserve">4.1</w:t>
-      </w:r>
-      <w:r>
-        <w:rPr>
-          <w:rFonts w:ascii="Georgia" w:cs="Georgia" w:eastAsia="Georgia" w:hAnsi="Georgia"/>
-          <w:sz w:val="21"/>
-          <w:szCs w:val="21"/>
-        </w:rPr>
-        <w:t xml:space="preserve">	</w:t>
-      </w:r>
+      </w:pPr>
       <w:r>
         <w:rPr>
           <w:rFonts w:ascii="Georgia" w:cs="Georgia" w:eastAsia="Georgia" w:hAnsi="Georgia"/>
@@ -3147,29 +3124,13 @@
     </w:p>
     <w:p>
       <w:pPr>
-        <w:tabs>
-          <w:tab w:val="left" w:pos="709"/>
-        </w:tabs>
+        <w:pStyle w:val="ListParagraph"/>
+        <w:numPr>
+          <w:ilvl w:val="1"/>
+          <w:numId w:val="3"/>
+        </w:numPr>
         <w:spacing w:after="120" w:before="0" w:line="300"/>
-        <w:ind w:left="709" w:hanging="709"/>
-      </w:pPr>
-      <w:r>
-        <w:rPr>
-          <w:rFonts w:ascii="Georgia" w:cs="Georgia" w:eastAsia="Georgia" w:hAnsi="Georgia"/>
-          <w:color w:val="1A1F24"/>
-          <w:sz w:val="21"/>
-          <w:szCs w:val="21"/>
-        </w:rPr>
-        <w:t xml:space="preserve">4.2</w:t>
-      </w:r>
-      <w:r>
-        <w:rPr>
-          <w:rFonts w:ascii="Georgia" w:cs="Georgia" w:eastAsia="Georgia" w:hAnsi="Georgia"/>
-          <w:sz w:val="21"/>
-          <w:szCs w:val="21"/>
-        </w:rPr>
-        <w:t xml:space="preserve">	</w:t>
-      </w:r>
+      </w:pPr>
       <w:r>
         <w:rPr>
           <w:rFonts w:ascii="Georgia" w:cs="Georgia" w:eastAsia="Georgia" w:hAnsi="Georgia"/>
@@ -3182,29 +3143,13 @@
     </w:p>
     <w:p>
       <w:pPr>
-        <w:tabs>
-          <w:tab w:val="left" w:pos="709"/>
-        </w:tabs>
+        <w:pStyle w:val="ListParagraph"/>
+        <w:numPr>
+          <w:ilvl w:val="1"/>
+          <w:numId w:val="3"/>
+        </w:numPr>
         <w:spacing w:after="120" w:before="0" w:line="300"/>
-        <w:ind w:left="709" w:hanging="709"/>
-      </w:pPr>
-      <w:r>
-        <w:rPr>
-          <w:rFonts w:ascii="Georgia" w:cs="Georgia" w:eastAsia="Georgia" w:hAnsi="Georgia"/>
-          <w:color w:val="1A1F24"/>
-          <w:sz w:val="21"/>
-          <w:szCs w:val="21"/>
-        </w:rPr>
-        <w:t xml:space="preserve">4.3</w:t>
-      </w:r>
-      <w:r>
-        <w:rPr>
-          <w:rFonts w:ascii="Georgia" w:cs="Georgia" w:eastAsia="Georgia" w:hAnsi="Georgia"/>
-          <w:sz w:val="21"/>
-          <w:szCs w:val="21"/>
-        </w:rPr>
-        <w:t xml:space="preserve">	</w:t>
-      </w:r>
+      </w:pPr>
       <w:r>
         <w:rPr>
           <w:rFonts w:ascii="Georgia" w:cs="Georgia" w:eastAsia="Georgia" w:hAnsi="Georgia"/>
@@ -3253,29 +3198,13 @@
     </w:p>
     <w:p>
       <w:pPr>
-        <w:tabs>
-          <w:tab w:val="left" w:pos="709"/>
-        </w:tabs>
+        <w:pStyle w:val="ListParagraph"/>
+        <w:numPr>
+          <w:ilvl w:val="1"/>
+          <w:numId w:val="3"/>
+        </w:numPr>
         <w:spacing w:after="120" w:before="0" w:line="300"/>
-        <w:ind w:left="709" w:hanging="709"/>
-      </w:pPr>
-      <w:r>
-        <w:rPr>
-          <w:rFonts w:ascii="Georgia" w:cs="Georgia" w:eastAsia="Georgia" w:hAnsi="Georgia"/>
-          <w:color w:val="1A1F24"/>
-          <w:sz w:val="21"/>
-          <w:szCs w:val="21"/>
-        </w:rPr>
-        <w:t xml:space="preserve">4.4</w:t>
-      </w:r>
-      <w:r>
-        <w:rPr>
-          <w:rFonts w:ascii="Georgia" w:cs="Georgia" w:eastAsia="Georgia" w:hAnsi="Georgia"/>
-          <w:sz w:val="21"/>
-          <w:szCs w:val="21"/>
-        </w:rPr>
-        <w:t xml:space="preserve">	</w:t>
-      </w:r>
+      </w:pPr>
       <w:r>
         <w:rPr>
           <w:rFonts w:ascii="Georgia" w:cs="Georgia" w:eastAsia="Georgia" w:hAnsi="Georgia"/>
@@ -3343,7 +3272,12 @@
     </w:p>
     <w:p>
       <w:pPr>
+        <w:pStyle w:val="Heading1"/>
         <w:keepNext/>
+        <w:numPr>
+          <w:ilvl w:val="0"/>
+          <w:numId w:val="3"/>
+        </w:numPr>
         <w:spacing w:after="100" w:before="240"/>
       </w:pPr>
       <w:r>
@@ -3355,34 +3289,18 @@
           <w:sz w:val="23"/>
           <w:szCs w:val="23"/>
         </w:rPr>
-        <w:t xml:space="preserve">5 Fees and expenses</w:t>
-      </w:r>
-    </w:p>
-    <w:p>
-      <w:pPr>
-        <w:tabs>
-          <w:tab w:val="left" w:pos="709"/>
-        </w:tabs>
+        <w:t xml:space="preserve">Fees and expenses</w:t>
+      </w:r>
+    </w:p>
+    <w:p>
+      <w:pPr>
+        <w:pStyle w:val="ListParagraph"/>
+        <w:numPr>
+          <w:ilvl w:val="1"/>
+          <w:numId w:val="3"/>
+        </w:numPr>
         <w:spacing w:after="120" w:before="0" w:line="300"/>
-        <w:ind w:left="709" w:hanging="709"/>
-      </w:pPr>
-      <w:r>
-        <w:rPr>
-          <w:rFonts w:ascii="Georgia" w:cs="Georgia" w:eastAsia="Georgia" w:hAnsi="Georgia"/>
-          <w:color w:val="1A1F24"/>
-          <w:sz w:val="21"/>
-          <w:szCs w:val="21"/>
-        </w:rPr>
-        <w:t xml:space="preserve">5.1</w:t>
-      </w:r>
-      <w:r>
-        <w:rPr>
-          <w:rFonts w:ascii="Georgia" w:cs="Georgia" w:eastAsia="Georgia" w:hAnsi="Georgia"/>
-          <w:sz w:val="21"/>
-          <w:szCs w:val="21"/>
-        </w:rPr>
-        <w:t xml:space="preserve">	</w:t>
-      </w:r>
+      </w:pPr>
       <w:r>
         <w:rPr>
           <w:rFonts w:ascii="Georgia" w:cs="Georgia" w:eastAsia="Georgia" w:hAnsi="Georgia"/>
@@ -3452,29 +3370,13 @@
     </w:p>
     <w:p>
       <w:pPr>
-        <w:tabs>
-          <w:tab w:val="left" w:pos="709"/>
-        </w:tabs>
+        <w:pStyle w:val="ListParagraph"/>
+        <w:numPr>
+          <w:ilvl w:val="1"/>
+          <w:numId w:val="3"/>
+        </w:numPr>
         <w:spacing w:after="120" w:before="0" w:line="300"/>
-        <w:ind w:left="709" w:hanging="709"/>
-      </w:pPr>
-      <w:r>
-        <w:rPr>
-          <w:rFonts w:ascii="Georgia" w:cs="Georgia" w:eastAsia="Georgia" w:hAnsi="Georgia"/>
-          <w:color w:val="1A1F24"/>
-          <w:sz w:val="21"/>
-          <w:szCs w:val="21"/>
-        </w:rPr>
-        <w:t xml:space="preserve">5.2</w:t>
-      </w:r>
-      <w:r>
-        <w:rPr>
-          <w:rFonts w:ascii="Georgia" w:cs="Georgia" w:eastAsia="Georgia" w:hAnsi="Georgia"/>
-          <w:sz w:val="21"/>
-          <w:szCs w:val="21"/>
-        </w:rPr>
-        <w:t xml:space="preserve">	</w:t>
-      </w:r>
+      </w:pPr>
       <w:r>
         <w:rPr>
           <w:rFonts w:ascii="Georgia" w:cs="Georgia" w:eastAsia="Georgia" w:hAnsi="Georgia"/>
@@ -3501,7 +3403,7 @@
           <w:sz w:val="21"/>
           <w:szCs w:val="21"/>
         </w:rPr>
-        <w:t xml:space="preserve"> of the amount by which cumulative distributions exceed investors’ subscribed capital </w:t>
+        <w:t xml:space="preserve"> of the amount by which cumulative distributions exceed investors’ subscribed capital</w:t>
       </w:r>
       <w:r>
         <w:rPr>
@@ -3541,7 +3443,7 @@
           <w:sz w:val="21"/>
           <w:szCs w:val="21"/>
         </w:rPr>
-        <w:t xml:space="preserve"> a year </w:t>
+        <w:t xml:space="preserve"> a year</w:t>
       </w:r>
       <w:r>
         <w:rPr>
@@ -3567,29 +3469,13 @@
     </w:p>
     <w:p>
       <w:pPr>
-        <w:tabs>
-          <w:tab w:val="left" w:pos="709"/>
-        </w:tabs>
+        <w:pStyle w:val="ListParagraph"/>
+        <w:numPr>
+          <w:ilvl w:val="1"/>
+          <w:numId w:val="3"/>
+        </w:numPr>
         <w:spacing w:after="120" w:before="0" w:line="300"/>
-        <w:ind w:left="709" w:hanging="709"/>
-      </w:pPr>
-      <w:r>
-        <w:rPr>
-          <w:rFonts w:ascii="Georgia" w:cs="Georgia" w:eastAsia="Georgia" w:hAnsi="Georgia"/>
-          <w:color w:val="1A1F24"/>
-          <w:sz w:val="21"/>
-          <w:szCs w:val="21"/>
-        </w:rPr>
-        <w:t xml:space="preserve">5.3</w:t>
-      </w:r>
-      <w:r>
-        <w:rPr>
-          <w:rFonts w:ascii="Georgia" w:cs="Georgia" w:eastAsia="Georgia" w:hAnsi="Georgia"/>
-          <w:sz w:val="21"/>
-          <w:szCs w:val="21"/>
-        </w:rPr>
-        <w:t xml:space="preserve">	</w:t>
-      </w:r>
+      </w:pPr>
       <w:r>
         <w:rPr>
           <w:rFonts w:ascii="Georgia" w:cs="Georgia" w:eastAsia="Georgia" w:hAnsi="Georgia"/>
@@ -3621,29 +3507,13 @@
     </w:p>
     <w:p>
       <w:pPr>
-        <w:tabs>
-          <w:tab w:val="left" w:pos="709"/>
-        </w:tabs>
+        <w:pStyle w:val="ListParagraph"/>
+        <w:numPr>
+          <w:ilvl w:val="1"/>
+          <w:numId w:val="3"/>
+        </w:numPr>
         <w:spacing w:after="120" w:before="0" w:line="300"/>
-        <w:ind w:left="709" w:hanging="709"/>
-      </w:pPr>
-      <w:r>
-        <w:rPr>
-          <w:rFonts w:ascii="Georgia" w:cs="Georgia" w:eastAsia="Georgia" w:hAnsi="Georgia"/>
-          <w:color w:val="1A1F24"/>
-          <w:sz w:val="21"/>
-          <w:szCs w:val="21"/>
-        </w:rPr>
-        <w:t xml:space="preserve">5.4</w:t>
-      </w:r>
-      <w:r>
-        <w:rPr>
-          <w:rFonts w:ascii="Georgia" w:cs="Georgia" w:eastAsia="Georgia" w:hAnsi="Georgia"/>
-          <w:sz w:val="21"/>
-          <w:szCs w:val="21"/>
-        </w:rPr>
-        <w:t xml:space="preserve">	</w:t>
-      </w:r>
+      </w:pPr>
       <w:r>
         <w:rPr>
           <w:rFonts w:ascii="Georgia" w:cs="Georgia" w:eastAsia="Georgia" w:hAnsi="Georgia"/>
@@ -3675,462 +3545,294 @@
     </w:p>
     <w:p>
       <w:pPr>
+        <w:pStyle w:val="Heading1"/>
         <w:keepNext/>
-        <w:spacing w:after="100" w:before="240"/>
-      </w:pPr>
-      <w:r>
-        <w:rPr>
-          <w:rFonts w:ascii="Georgia" w:cs="Georgia" w:eastAsia="Georgia" w:hAnsi="Georgia"/>
-          <w:b/>
-          <w:bCs/>
-          <w:color w:val="1A1F24"/>
-          <w:sz w:val="23"/>
-          <w:szCs w:val="23"/>
-        </w:rPr>
-        <w:t xml:space="preserve">6 Subscriptions and allocation</w:t>
-      </w:r>
-    </w:p>
-    <w:p>
-      <w:pPr>
-        <w:tabs>
-          <w:tab w:val="left" w:pos="709"/>
-        </w:tabs>
-        <w:spacing w:after="120" w:before="0" w:line="300"/>
-        <w:ind w:left="709" w:hanging="709"/>
-      </w:pPr>
-      <w:r>
-        <w:rPr>
-          <w:rFonts w:ascii="Georgia" w:cs="Georgia" w:eastAsia="Georgia" w:hAnsi="Georgia"/>
-          <w:color w:val="1A1F24"/>
-          <w:sz w:val="21"/>
-          <w:szCs w:val="21"/>
-        </w:rPr>
-        <w:t xml:space="preserve">6.1</w:t>
-      </w:r>
-      <w:r>
-        <w:rPr>
-          <w:rFonts w:ascii="Georgia" w:cs="Georgia" w:eastAsia="Georgia" w:hAnsi="Georgia"/>
-          <w:sz w:val="21"/>
-          <w:szCs w:val="21"/>
-        </w:rPr>
-        <w:t xml:space="preserve">	</w:t>
-      </w:r>
-      <w:r>
-        <w:rPr>
-          <w:rFonts w:ascii="Georgia" w:cs="Georgia" w:eastAsia="Georgia" w:hAnsi="Georgia"/>
-          <w:color w:val="1A1F24"/>
-          <w:sz w:val="21"/>
-          <w:szCs w:val="21"/>
-        </w:rPr>
-        <w:t xml:space="preserve">Investors apply by completing a subscription agreement for the Portfolio and giving the information required for anti-money laundering and tax purposes.</w:t>
-      </w:r>
-    </w:p>
-    <w:p>
-      <w:pPr>
-        <w:tabs>
-          <w:tab w:val="left" w:pos="709"/>
-        </w:tabs>
-        <w:spacing w:after="120" w:before="0" w:line="300"/>
-        <w:ind w:left="709" w:hanging="709"/>
-      </w:pPr>
-      <w:r>
-        <w:rPr>
-          <w:rFonts w:ascii="Georgia" w:cs="Georgia" w:eastAsia="Georgia" w:hAnsi="Georgia"/>
-          <w:color w:val="1A1F24"/>
-          <w:sz w:val="21"/>
-          <w:szCs w:val="21"/>
-        </w:rPr>
-        <w:t xml:space="preserve">6.2</w:t>
-      </w:r>
-      <w:r>
-        <w:rPr>
-          <w:rFonts w:ascii="Georgia" w:cs="Georgia" w:eastAsia="Georgia" w:hAnsi="Georgia"/>
-          <w:sz w:val="21"/>
-          <w:szCs w:val="21"/>
-        </w:rPr>
-        <w:t xml:space="preserve">	</w:t>
-      </w:r>
-      <w:r>
-        <w:rPr>
-          <w:rFonts w:ascii="Georgia" w:cs="Georgia" w:eastAsia="Georgia" w:hAnsi="Georgia"/>
-          <w:color w:val="1A1F24"/>
-          <w:sz w:val="21"/>
-          <w:szCs w:val="21"/>
-        </w:rPr>
-        <w:t xml:space="preserve">If applications exceed the maximum offer, the directors allocate Portfolio Shares </w:t>
-      </w:r>
-      <w:r>
-        <w:rPr>
-          <w:rFonts w:ascii="Georgia" w:cs="Georgia" w:eastAsia="Georgia" w:hAnsi="Georgia"/>
-          <w:color w:val="1A1F24"/>
-          <w:sz w:val="21"/>
-          <w:szCs w:val="21"/>
-          <w:shd w:fill="FFF2CC" w:color="auto" w:val="clear"/>
-        </w:rPr>
-        <w:t xml:space="preserve">{{portfolio.allocation_method_description}}</w:t>
-      </w:r>
-      <w:r>
-        <w:rPr>
-          <w:rFonts w:ascii="Georgia" w:cs="Georgia" w:eastAsia="Georgia" w:hAnsi="Georgia"/>
-          <w:color w:val="1A1F24"/>
-          <w:sz w:val="21"/>
-          <w:szCs w:val="21"/>
-        </w:rPr>
-        <w:t xml:space="preserve">. Each investor is notified of their allocation, which may be less than the amount applied for.</w:t>
-      </w:r>
-    </w:p>
-    <w:p>
-      <w:pPr>
-        <w:tabs>
-          <w:tab w:val="left" w:pos="709"/>
-        </w:tabs>
-        <w:spacing w:after="120" w:before="0" w:line="300"/>
-        <w:ind w:left="709" w:hanging="709"/>
-      </w:pPr>
-      <w:r>
-        <w:rPr>
-          <w:rFonts w:ascii="Georgia" w:cs="Georgia" w:eastAsia="Georgia" w:hAnsi="Georgia"/>
-          <w:color w:val="1A1F24"/>
-          <w:sz w:val="21"/>
-          <w:szCs w:val="21"/>
-        </w:rPr>
-        <w:t xml:space="preserve">6.3</w:t>
-      </w:r>
-      <w:r>
-        <w:rPr>
-          <w:rFonts w:ascii="Georgia" w:cs="Georgia" w:eastAsia="Georgia" w:hAnsi="Georgia"/>
-          <w:sz w:val="21"/>
-          <w:szCs w:val="21"/>
-        </w:rPr>
-        <w:t xml:space="preserve">	</w:t>
-      </w:r>
-      <w:r>
-        <w:rPr>
-          <w:rFonts w:ascii="Georgia" w:cs="Georgia" w:eastAsia="Georgia" w:hAnsi="Georgia"/>
-          <w:color w:val="1A1F24"/>
-          <w:sz w:val="21"/>
-          <w:szCs w:val="21"/>
-        </w:rPr>
-        <w:t xml:space="preserve">Allocated amounts must be received in cleared funds by </w:t>
-      </w:r>
-      <w:r>
-        <w:rPr>
-          <w:rFonts w:ascii="Georgia" w:cs="Georgia" w:eastAsia="Georgia" w:hAnsi="Georgia"/>
-          <w:color w:val="1A1F24"/>
-          <w:sz w:val="21"/>
-          <w:szCs w:val="21"/>
-          <w:shd w:fill="FFF2CC" w:color="auto" w:val="clear"/>
-        </w:rPr>
-        <w:t xml:space="preserve">{{portfolio.funding_deadline}}</w:t>
-      </w:r>
-      <w:r>
-        <w:rPr>
-          <w:rFonts w:ascii="Georgia" w:cs="Georgia" w:eastAsia="Georgia" w:hAnsi="Georgia"/>
-          <w:color w:val="1A1F24"/>
-          <w:sz w:val="21"/>
-          <w:szCs w:val="21"/>
-        </w:rPr>
-        <w:t xml:space="preserve">. Portfolio Shares are issued at the subscription price once cleared funds are received and the offer has closed. Fractions of Portfolio Shares are not issued; allocations are rounded down to a whole share.</w:t>
-      </w:r>
-    </w:p>
-    <w:p>
-      <w:pPr>
-        <w:tabs>
-          <w:tab w:val="left" w:pos="709"/>
-        </w:tabs>
-        <w:spacing w:after="120" w:before="0" w:line="300"/>
-        <w:ind w:left="709" w:hanging="709"/>
-      </w:pPr>
-      <w:r>
-        <w:rPr>
-          <w:rFonts w:ascii="Georgia" w:cs="Georgia" w:eastAsia="Georgia" w:hAnsi="Georgia"/>
-          <w:color w:val="1A1F24"/>
-          <w:sz w:val="21"/>
-          <w:szCs w:val="21"/>
-        </w:rPr>
-        <w:t xml:space="preserve">6.4</w:t>
-      </w:r>
-      <w:r>
-        <w:rPr>
-          <w:rFonts w:ascii="Georgia" w:cs="Georgia" w:eastAsia="Georgia" w:hAnsi="Georgia"/>
-          <w:sz w:val="21"/>
-          <w:szCs w:val="21"/>
-        </w:rPr>
-        <w:t xml:space="preserve">	</w:t>
-      </w:r>
-      <w:r>
-        <w:rPr>
-          <w:rFonts w:ascii="Georgia" w:cs="Georgia" w:eastAsia="Georgia" w:hAnsi="Georgia"/>
-          <w:color w:val="1A1F24"/>
-          <w:sz w:val="21"/>
-          <w:szCs w:val="21"/>
-        </w:rPr>
-        <w:t xml:space="preserve">If cleared subscription monies of at least </w:t>
-      </w:r>
-      <w:r>
-        <w:rPr>
-          <w:rFonts w:ascii="Georgia" w:cs="Georgia" w:eastAsia="Georgia" w:hAnsi="Georgia"/>
-          <w:color w:val="1A1F24"/>
-          <w:sz w:val="21"/>
-          <w:szCs w:val="21"/>
-          <w:shd w:fill="FFF2CC" w:color="auto" w:val="clear"/>
-        </w:rPr>
-        <w:t xml:space="preserve">{{portfolio.minimum_close_amount}}</w:t>
-      </w:r>
-      <w:r>
-        <w:rPr>
-          <w:rFonts w:ascii="Georgia" w:cs="Georgia" w:eastAsia="Georgia" w:hAnsi="Georgia"/>
-          <w:color w:val="1A1F24"/>
-          <w:sz w:val="21"/>
-          <w:szCs w:val="21"/>
-        </w:rPr>
-        <w:t xml:space="preserve"> are not received by the end of the offer period, the offer lapses and all subscription monies are returned without interest.</w:t>
-      </w:r>
-    </w:p>
-    <w:p>
-      <w:pPr>
-        <w:keepNext/>
-        <w:spacing w:after="100" w:before="240"/>
-      </w:pPr>
-      <w:r>
-        <w:rPr>
-          <w:rFonts w:ascii="Georgia" w:cs="Georgia" w:eastAsia="Georgia" w:hAnsi="Georgia"/>
-          <w:b/>
-          <w:bCs/>
-          <w:color w:val="1A1F24"/>
-          <w:sz w:val="23"/>
-          <w:szCs w:val="23"/>
-        </w:rPr>
-        <w:t xml:space="preserve">7 Distributions and termination</w:t>
-      </w:r>
-    </w:p>
-    <w:p>
-      <w:pPr>
-        <w:tabs>
-          <w:tab w:val="left" w:pos="709"/>
-        </w:tabs>
-        <w:spacing w:after="120" w:before="0" w:line="300"/>
-        <w:ind w:left="709" w:hanging="709"/>
-      </w:pPr>
-      <w:r>
-        <w:rPr>
-          <w:rFonts w:ascii="Georgia" w:cs="Georgia" w:eastAsia="Georgia" w:hAnsi="Georgia"/>
-          <w:color w:val="1A1F24"/>
-          <w:sz w:val="21"/>
-          <w:szCs w:val="21"/>
-        </w:rPr>
-        <w:t xml:space="preserve">7.1</w:t>
-      </w:r>
-      <w:r>
-        <w:rPr>
-          <w:rFonts w:ascii="Georgia" w:cs="Georgia" w:eastAsia="Georgia" w:hAnsi="Georgia"/>
-          <w:sz w:val="21"/>
-          <w:szCs w:val="21"/>
-        </w:rPr>
-        <w:t xml:space="preserve">	</w:t>
-      </w:r>
-      <w:r>
-        <w:rPr>
-          <w:rFonts w:ascii="Georgia" w:cs="Georgia" w:eastAsia="Georgia" w:hAnsi="Georgia"/>
-          <w:color w:val="1A1F24"/>
-          <w:sz w:val="21"/>
-          <w:szCs w:val="21"/>
-        </w:rPr>
-        <w:t xml:space="preserve">Distributions are paid only from the assets of the Portfolio, after the Portfolio’s liabilities and fees. The directors may distribute proceeds from a sale or other realisation of the Portfolio’s investment, or distribute securities in kind where the directors consider it in investors’ interests and permitted by the issuer’s transfer restrictions.</w:t>
-      </w:r>
-    </w:p>
-    <w:p>
-      <w:pPr>
-        <w:tabs>
-          <w:tab w:val="left" w:pos="709"/>
-        </w:tabs>
-        <w:spacing w:after="120" w:before="0" w:line="300"/>
-        <w:ind w:left="709" w:hanging="709"/>
-      </w:pPr>
-      <w:r>
-        <w:rPr>
-          <w:rFonts w:ascii="Georgia" w:cs="Georgia" w:eastAsia="Georgia" w:hAnsi="Georgia"/>
-          <w:color w:val="1A1F24"/>
-          <w:sz w:val="21"/>
-          <w:szCs w:val="21"/>
-        </w:rPr>
-        <w:t xml:space="preserve">7.2</w:t>
-      </w:r>
-      <w:r>
-        <w:rPr>
-          <w:rFonts w:ascii="Georgia" w:cs="Georgia" w:eastAsia="Georgia" w:hAnsi="Georgia"/>
-          <w:sz w:val="21"/>
-          <w:szCs w:val="21"/>
-        </w:rPr>
-        <w:t xml:space="preserve">	</w:t>
-      </w:r>
-      <w:r>
-        <w:rPr>
-          <w:rFonts w:ascii="Georgia" w:cs="Georgia" w:eastAsia="Georgia" w:hAnsi="Georgia"/>
-          <w:color w:val="1A1F24"/>
-          <w:sz w:val="21"/>
-          <w:szCs w:val="21"/>
-        </w:rPr>
-        <w:t xml:space="preserve">After the Portfolio’s investment has been fully realised, or at the end of the term, the directors will wind up the Portfolio, make a final distribution and compulsorily redeem the Portfolio Shares.</w:t>
-      </w:r>
-    </w:p>
-    <w:p>
-      <w:pPr>
-        <w:keepNext/>
-        <w:spacing w:after="100" w:before="240"/>
-      </w:pPr>
-      <w:r>
-        <w:rPr>
-          <w:rFonts w:ascii="Georgia" w:cs="Georgia" w:eastAsia="Georgia" w:hAnsi="Georgia"/>
-          <w:b/>
-          <w:bCs/>
-          <w:color w:val="1A1F24"/>
-          <w:sz w:val="23"/>
-          <w:szCs w:val="23"/>
-        </w:rPr>
-        <w:t xml:space="preserve">8 Transfers</w:t>
-      </w:r>
-    </w:p>
-    <w:p>
-      <w:pPr>
-        <w:tabs>
-          <w:tab w:val="left" w:pos="709"/>
-        </w:tabs>
-        <w:spacing w:after="120" w:before="0" w:line="300"/>
-        <w:ind w:left="709" w:hanging="709"/>
-      </w:pPr>
-      <w:r>
-        <w:rPr>
-          <w:rFonts w:ascii="Georgia" w:cs="Georgia" w:eastAsia="Georgia" w:hAnsi="Georgia"/>
-          <w:color w:val="1A1F24"/>
-          <w:sz w:val="21"/>
-          <w:szCs w:val="21"/>
-        </w:rPr>
-        <w:t xml:space="preserve">8.1</w:t>
-      </w:r>
-      <w:r>
-        <w:rPr>
-          <w:rFonts w:ascii="Georgia" w:cs="Georgia" w:eastAsia="Georgia" w:hAnsi="Georgia"/>
-          <w:sz w:val="21"/>
-          <w:szCs w:val="21"/>
-        </w:rPr>
-        <w:t xml:space="preserve">	</w:t>
-      </w:r>
-      <w:r>
-        <w:rPr>
-          <w:rFonts w:ascii="Georgia" w:cs="Georgia" w:eastAsia="Georgia" w:hAnsi="Georgia"/>
-          <w:color w:val="1A1F24"/>
-          <w:sz w:val="21"/>
-          <w:szCs w:val="21"/>
-        </w:rPr>
-        <w:t xml:space="preserve">Portfolio Shares may be transferred only with the prior written consent of the directors, to a person who is eligible to invest under section 11 and who has completed the Company’s onboarding. Any transfer restrictions affecting the Portfolio’s investment may also apply.</w:t>
-      </w:r>
-    </w:p>
-    <w:p>
-      <w:pPr>
-        <w:keepNext/>
-        <w:spacing w:after="100" w:before="240"/>
-      </w:pPr>
-      <w:r>
-        <w:rPr>
-          <w:rFonts w:ascii="Georgia" w:cs="Georgia" w:eastAsia="Georgia" w:hAnsi="Georgia"/>
-          <w:b/>
-          <w:bCs/>
-          <w:color w:val="1A1F24"/>
-          <w:sz w:val="23"/>
-          <w:szCs w:val="23"/>
-        </w:rPr>
-        <w:t xml:space="preserve">9 Risk factors</w:t>
-      </w:r>
-    </w:p>
-    <w:p>
-      <w:pPr>
-        <w:spacing w:after="120" w:before="0" w:line="300"/>
-      </w:pPr>
-      <w:r>
-        <w:rPr>
-          <w:rFonts w:ascii="Georgia" w:cs="Georgia" w:eastAsia="Georgia" w:hAnsi="Georgia"/>
-          <w:color w:val="1A1F24"/>
-          <w:sz w:val="21"/>
-          <w:szCs w:val="21"/>
-        </w:rPr>
-        <w:t xml:space="preserve">In addition to the risks described in the Offering Memorandum, investors should consider the following.</w:t>
-      </w:r>
-    </w:p>
-    <w:p>
-      <w:pPr>
-        <w:pStyle w:val="ListParagraph"/>
         <w:numPr>
           <w:ilvl w:val="0"/>
           <w:numId w:val="3"/>
         </w:numPr>
-        <w:spacing w:after="80" w:line="290"/>
-      </w:pPr>
-      <w:r>
-        <w:rPr>
-          <w:rFonts w:ascii="Georgia" w:cs="Georgia" w:eastAsia="Georgia" w:hAnsi="Georgia"/>
-          <w:color w:val="1A1F24"/>
-          <w:sz w:val="21"/>
-          <w:szCs w:val="21"/>
-        </w:rPr>
-        <w:t xml:space="preserve">Concentration: the Portfolio holds a single investment. Its value depends entirely on the performance of that investment.</w:t>
+        <w:spacing w:after="100" w:before="240"/>
+      </w:pPr>
+      <w:r>
+        <w:rPr>
+          <w:rFonts w:ascii="Georgia" w:cs="Georgia" w:eastAsia="Georgia" w:hAnsi="Georgia"/>
+          <w:b/>
+          <w:bCs/>
+          <w:color w:val="1A1F24"/>
+          <w:sz w:val="23"/>
+          <w:szCs w:val="23"/>
+        </w:rPr>
+        <w:t xml:space="preserve">Subscriptions and allocation</w:t>
       </w:r>
     </w:p>
     <w:p>
       <w:pPr>
         <w:pStyle w:val="ListParagraph"/>
+        <w:numPr>
+          <w:ilvl w:val="1"/>
+          <w:numId w:val="3"/>
+        </w:numPr>
+        <w:spacing w:after="120" w:before="0" w:line="300"/>
+      </w:pPr>
+      <w:r>
+        <w:rPr>
+          <w:rFonts w:ascii="Georgia" w:cs="Georgia" w:eastAsia="Georgia" w:hAnsi="Georgia"/>
+          <w:color w:val="1A1F24"/>
+          <w:sz w:val="21"/>
+          <w:szCs w:val="21"/>
+        </w:rPr>
+        <w:t xml:space="preserve">Investors apply by completing a subscription agreement for the Portfolio and giving the information required for anti-money laundering and tax purposes.</w:t>
+      </w:r>
+    </w:p>
+    <w:p>
+      <w:pPr>
+        <w:pStyle w:val="ListParagraph"/>
+        <w:numPr>
+          <w:ilvl w:val="1"/>
+          <w:numId w:val="3"/>
+        </w:numPr>
+        <w:spacing w:after="120" w:before="0" w:line="300"/>
+      </w:pPr>
+      <w:r>
+        <w:rPr>
+          <w:rFonts w:ascii="Georgia" w:cs="Georgia" w:eastAsia="Georgia" w:hAnsi="Georgia"/>
+          <w:color w:val="1A1F24"/>
+          <w:sz w:val="21"/>
+          <w:szCs w:val="21"/>
+        </w:rPr>
+        <w:t xml:space="preserve">If applications exceed the maximum offer, the directors allocate Portfolio Shares </w:t>
+      </w:r>
+      <w:r>
+        <w:rPr>
+          <w:rFonts w:ascii="Georgia" w:cs="Georgia" w:eastAsia="Georgia" w:hAnsi="Georgia"/>
+          <w:color w:val="1A1F24"/>
+          <w:sz w:val="21"/>
+          <w:szCs w:val="21"/>
+          <w:shd w:fill="FFF2CC" w:color="auto" w:val="clear"/>
+        </w:rPr>
+        <w:t xml:space="preserve">{{portfolio.allocation_method_description}}</w:t>
+      </w:r>
+      <w:r>
+        <w:rPr>
+          <w:rFonts w:ascii="Georgia" w:cs="Georgia" w:eastAsia="Georgia" w:hAnsi="Georgia"/>
+          <w:color w:val="1A1F24"/>
+          <w:sz w:val="21"/>
+          <w:szCs w:val="21"/>
+        </w:rPr>
+        <w:t xml:space="preserve">. Each investor is notified of their allocation, which may be less than the amount applied for.</w:t>
+      </w:r>
+    </w:p>
+    <w:p>
+      <w:pPr>
+        <w:pStyle w:val="ListParagraph"/>
+        <w:numPr>
+          <w:ilvl w:val="1"/>
+          <w:numId w:val="3"/>
+        </w:numPr>
+        <w:spacing w:after="120" w:before="0" w:line="300"/>
+      </w:pPr>
+      <w:r>
+        <w:rPr>
+          <w:rFonts w:ascii="Georgia" w:cs="Georgia" w:eastAsia="Georgia" w:hAnsi="Georgia"/>
+          <w:color w:val="1A1F24"/>
+          <w:sz w:val="21"/>
+          <w:szCs w:val="21"/>
+        </w:rPr>
+        <w:t xml:space="preserve">Allocated amounts must be received in cleared funds by </w:t>
+      </w:r>
+      <w:r>
+        <w:rPr>
+          <w:rFonts w:ascii="Georgia" w:cs="Georgia" w:eastAsia="Georgia" w:hAnsi="Georgia"/>
+          <w:color w:val="1A1F24"/>
+          <w:sz w:val="21"/>
+          <w:szCs w:val="21"/>
+          <w:shd w:fill="FFF2CC" w:color="auto" w:val="clear"/>
+        </w:rPr>
+        <w:t xml:space="preserve">{{portfolio.funding_deadline}}</w:t>
+      </w:r>
+      <w:r>
+        <w:rPr>
+          <w:rFonts w:ascii="Georgia" w:cs="Georgia" w:eastAsia="Georgia" w:hAnsi="Georgia"/>
+          <w:color w:val="1A1F24"/>
+          <w:sz w:val="21"/>
+          <w:szCs w:val="21"/>
+        </w:rPr>
+        <w:t xml:space="preserve">. Portfolio Shares are issued at the subscription price once cleared funds are received and the offer has closed. Fractions of Portfolio Shares are not issued; allocations are rounded down to a whole share.</w:t>
+      </w:r>
+    </w:p>
+    <w:p>
+      <w:pPr>
+        <w:pStyle w:val="ListParagraph"/>
+        <w:numPr>
+          <w:ilvl w:val="1"/>
+          <w:numId w:val="3"/>
+        </w:numPr>
+        <w:spacing w:after="120" w:before="0" w:line="300"/>
+      </w:pPr>
+      <w:r>
+        <w:rPr>
+          <w:rFonts w:ascii="Georgia" w:cs="Georgia" w:eastAsia="Georgia" w:hAnsi="Georgia"/>
+          <w:color w:val="1A1F24"/>
+          <w:sz w:val="21"/>
+          <w:szCs w:val="21"/>
+        </w:rPr>
+        <w:t xml:space="preserve">If cleared subscription monies of at least </w:t>
+      </w:r>
+      <w:r>
+        <w:rPr>
+          <w:rFonts w:ascii="Georgia" w:cs="Georgia" w:eastAsia="Georgia" w:hAnsi="Georgia"/>
+          <w:color w:val="1A1F24"/>
+          <w:sz w:val="21"/>
+          <w:szCs w:val="21"/>
+          <w:shd w:fill="FFF2CC" w:color="auto" w:val="clear"/>
+        </w:rPr>
+        <w:t xml:space="preserve">{{portfolio.minimum_close_amount}}</w:t>
+      </w:r>
+      <w:r>
+        <w:rPr>
+          <w:rFonts w:ascii="Georgia" w:cs="Georgia" w:eastAsia="Georgia" w:hAnsi="Georgia"/>
+          <w:color w:val="1A1F24"/>
+          <w:sz w:val="21"/>
+          <w:szCs w:val="21"/>
+        </w:rPr>
+        <w:t xml:space="preserve"> are not received by the end of the offer period, the offer lapses and all subscription monies are returned without interest.</w:t>
+      </w:r>
+    </w:p>
+    <w:p>
+      <w:pPr>
+        <w:pStyle w:val="Heading1"/>
+        <w:keepNext/>
         <w:numPr>
           <w:ilvl w:val="0"/>
           <w:numId w:val="3"/>
         </w:numPr>
-        <w:spacing w:after="80" w:line="290"/>
-      </w:pPr>
-      <w:r>
-        <w:rPr>
-          <w:rFonts w:ascii="Georgia" w:cs="Georgia" w:eastAsia="Georgia" w:hAnsi="Georgia"/>
-          <w:color w:val="1A1F24"/>
-          <w:sz w:val="21"/>
-          <w:szCs w:val="21"/>
-        </w:rPr>
-        <w:t xml:space="preserve">Illiquidity: Portfolio Shares cannot be redeemed at the investor’s request, and there is no market for them. Investors may not receive any return until the investment is realised, which may take longer than the term.</w:t>
+        <w:spacing w:after="100" w:before="240"/>
+      </w:pPr>
+      <w:r>
+        <w:rPr>
+          <w:rFonts w:ascii="Georgia" w:cs="Georgia" w:eastAsia="Georgia" w:hAnsi="Georgia"/>
+          <w:b/>
+          <w:bCs/>
+          <w:color w:val="1A1F24"/>
+          <w:sz w:val="23"/>
+          <w:szCs w:val="23"/>
+        </w:rPr>
+        <w:t xml:space="preserve">Distributions and termination</w:t>
       </w:r>
     </w:p>
     <w:p>
       <w:pPr>
         <w:pStyle w:val="ListParagraph"/>
+        <w:numPr>
+          <w:ilvl w:val="1"/>
+          <w:numId w:val="3"/>
+        </w:numPr>
+        <w:spacing w:after="120" w:before="0" w:line="300"/>
+      </w:pPr>
+      <w:r>
+        <w:rPr>
+          <w:rFonts w:ascii="Georgia" w:cs="Georgia" w:eastAsia="Georgia" w:hAnsi="Georgia"/>
+          <w:color w:val="1A1F24"/>
+          <w:sz w:val="21"/>
+          <w:szCs w:val="21"/>
+        </w:rPr>
+        <w:t xml:space="preserve">Distributions are paid only from the assets of the Portfolio, after the Portfolio’s liabilities and fees. The directors may distribute proceeds from a sale or other realisation of the Portfolio’s investment, or distribute securities in kind where the directors consider it in investors’ interests and permitted by the issuer’s transfer restrictions.</w:t>
+      </w:r>
+    </w:p>
+    <w:p>
+      <w:pPr>
+        <w:pStyle w:val="ListParagraph"/>
+        <w:numPr>
+          <w:ilvl w:val="1"/>
+          <w:numId w:val="3"/>
+        </w:numPr>
+        <w:spacing w:after="120" w:before="0" w:line="300"/>
+      </w:pPr>
+      <w:r>
+        <w:rPr>
+          <w:rFonts w:ascii="Georgia" w:cs="Georgia" w:eastAsia="Georgia" w:hAnsi="Georgia"/>
+          <w:color w:val="1A1F24"/>
+          <w:sz w:val="21"/>
+          <w:szCs w:val="21"/>
+        </w:rPr>
+        <w:t xml:space="preserve">After the Portfolio’s investment has been fully realised, or at the end of the term, the directors will wind up the Portfolio, make a final distribution and compulsorily redeem the Portfolio Shares.</w:t>
+      </w:r>
+    </w:p>
+    <w:p>
+      <w:pPr>
+        <w:pStyle w:val="Heading1"/>
+        <w:keepNext/>
         <w:numPr>
           <w:ilvl w:val="0"/>
           <w:numId w:val="3"/>
         </w:numPr>
-        <w:spacing w:after="80" w:line="290"/>
-      </w:pPr>
-      <w:r>
-        <w:rPr>
-          <w:rFonts w:ascii="Georgia" w:cs="Georgia" w:eastAsia="Georgia" w:hAnsi="Georgia"/>
-          <w:color w:val="1A1F24"/>
-          <w:sz w:val="21"/>
-          <w:szCs w:val="21"/>
-        </w:rPr>
-        <w:t xml:space="preserve">Valuation: the investment is not listed. Any valuation is an estimate and may not reflect the price achievable on a sale.</w:t>
+        <w:spacing w:after="100" w:before="240"/>
+      </w:pPr>
+      <w:r>
+        <w:rPr>
+          <w:rFonts w:ascii="Georgia" w:cs="Georgia" w:eastAsia="Georgia" w:hAnsi="Georgia"/>
+          <w:b/>
+          <w:bCs/>
+          <w:color w:val="1A1F24"/>
+          <w:sz w:val="23"/>
+          <w:szCs w:val="23"/>
+        </w:rPr>
+        <w:t xml:space="preserve">Transfers</w:t>
       </w:r>
     </w:p>
     <w:p>
       <w:pPr>
         <w:pStyle w:val="ListParagraph"/>
+        <w:numPr>
+          <w:ilvl w:val="1"/>
+          <w:numId w:val="3"/>
+        </w:numPr>
+        <w:spacing w:after="120" w:before="0" w:line="300"/>
+      </w:pPr>
+      <w:r>
+        <w:rPr>
+          <w:rFonts w:ascii="Georgia" w:cs="Georgia" w:eastAsia="Georgia" w:hAnsi="Georgia"/>
+          <w:color w:val="1A1F24"/>
+          <w:sz w:val="21"/>
+          <w:szCs w:val="21"/>
+        </w:rPr>
+        <w:t xml:space="preserve">Portfolio Shares may be transferred only with the prior written consent of the directors, to a person who is eligible to invest under section 11 and who has completed the Company’s onboarding. Any transfer restrictions affecting the Portfolio’s investment may also apply.</w:t>
+      </w:r>
+    </w:p>
+    <w:p>
+      <w:pPr>
+        <w:pStyle w:val="Heading1"/>
+        <w:keepNext/>
         <w:numPr>
           <w:ilvl w:val="0"/>
           <w:numId w:val="3"/>
         </w:numPr>
-        <w:spacing w:after="80" w:line="290"/>
-      </w:pPr>
-      <w:r>
-        <w:rPr>
-          <w:rFonts w:ascii="Georgia" w:cs="Georgia" w:eastAsia="Georgia" w:hAnsi="Georgia"/>
-          <w:color w:val="1A1F24"/>
-          <w:sz w:val="21"/>
-          <w:szCs w:val="21"/>
-        </w:rPr>
-        <w:t xml:space="preserve">Loss of capital: investors may lose all of the amount invested.</w:t>
+        <w:spacing w:after="100" w:before="240"/>
+      </w:pPr>
+      <w:r>
+        <w:rPr>
+          <w:rFonts w:ascii="Georgia" w:cs="Georgia" w:eastAsia="Georgia" w:hAnsi="Georgia"/>
+          <w:b/>
+          <w:bCs/>
+          <w:color w:val="1A1F24"/>
+          <w:sz w:val="23"/>
+          <w:szCs w:val="23"/>
+        </w:rPr>
+        <w:t xml:space="preserve">Risk factors</w:t>
+      </w:r>
+    </w:p>
+    <w:p>
+      <w:pPr>
+        <w:spacing w:after="120" w:before="0" w:line="300"/>
+      </w:pPr>
+      <w:r>
+        <w:rPr>
+          <w:rFonts w:ascii="Georgia" w:cs="Georgia" w:eastAsia="Georgia" w:hAnsi="Georgia"/>
+          <w:color w:val="1A1F24"/>
+          <w:sz w:val="21"/>
+          <w:szCs w:val="21"/>
+        </w:rPr>
+        <w:t xml:space="preserve">In addition to the risks described in the Offering Memorandum, investors should consider the following.</w:t>
       </w:r>
     </w:p>
     <w:p>
@@ -4138,7 +3840,7 @@
         <w:pStyle w:val="ListParagraph"/>
         <w:numPr>
           <w:ilvl w:val="0"/>
-          <w:numId w:val="3"/>
+          <w:numId w:val="4"/>
         </w:numPr>
         <w:spacing w:after="80" w:line="290"/>
       </w:pPr>
@@ -4149,7 +3851,7 @@
           <w:sz w:val="21"/>
           <w:szCs w:val="21"/>
         </w:rPr>
-        <w:t xml:space="preserve">Limited information and control: the Portfolio is a minority holder and relies on information provided by the issuer.</w:t>
+        <w:t xml:space="preserve">Concentration: the Portfolio holds a single investment. Its value depends entirely on the performance of that investment.</w:t>
       </w:r>
     </w:p>
     <w:p>
@@ -4157,7 +3859,7 @@
         <w:pStyle w:val="ListParagraph"/>
         <w:numPr>
           <w:ilvl w:val="0"/>
-          <w:numId w:val="3"/>
+          <w:numId w:val="4"/>
         </w:numPr>
         <w:spacing w:after="80" w:line="290"/>
       </w:pPr>
@@ -4168,7 +3870,7 @@
           <w:sz w:val="21"/>
           <w:szCs w:val="21"/>
         </w:rPr>
-        <w:t xml:space="preserve">Fees and expenses reduce returns, including the Portfolio’s share of umbrella costs.</w:t>
+        <w:t xml:space="preserve">Illiquidity: Portfolio Shares cannot be redeemed at the investor’s request, and there is no market for them. Investors may not receive any return until the investment is realised, which may take longer than the term.</w:t>
       </w:r>
     </w:p>
     <w:p>
@@ -4176,7 +3878,7 @@
         <w:pStyle w:val="ListParagraph"/>
         <w:numPr>
           <w:ilvl w:val="0"/>
-          <w:numId w:val="3"/>
+          <w:numId w:val="4"/>
         </w:numPr>
         <w:spacing w:after="80" w:line="290"/>
       </w:pPr>
@@ -4187,26 +3889,7 @@
           <w:sz w:val="21"/>
           <w:szCs w:val="21"/>
         </w:rPr>
-        <w:t xml:space="preserve">Currency: where the investment is valued or realised in a currency other than </w:t>
-      </w:r>
-      <w:r>
-        <w:rPr>
-          <w:rFonts w:ascii="Georgia" w:cs="Georgia" w:eastAsia="Georgia" w:hAnsi="Georgia"/>
-          <w:color w:val="1A1F24"/>
-          <w:sz w:val="21"/>
-          <w:szCs w:val="21"/>
-          <w:shd w:fill="FFF2CC" w:color="auto" w:val="clear"/>
-        </w:rPr>
-        <w:t xml:space="preserve">{{portfolio.base_currency}}</w:t>
-      </w:r>
-      <w:r>
-        <w:rPr>
-          <w:rFonts w:ascii="Georgia" w:cs="Georgia" w:eastAsia="Georgia" w:hAnsi="Georgia"/>
-          <w:color w:val="1A1F24"/>
-          <w:sz w:val="21"/>
-          <w:szCs w:val="21"/>
-        </w:rPr>
-        <w:t xml:space="preserve">, exchange rates will affect returns.</w:t>
+        <w:t xml:space="preserve">Valuation: the investment is not listed. Any valuation is an estimate and may not reflect the price achievable on a sale.</w:t>
       </w:r>
     </w:p>
     <w:p>
@@ -4214,7 +3897,7 @@
         <w:pStyle w:val="ListParagraph"/>
         <w:numPr>
           <w:ilvl w:val="0"/>
-          <w:numId w:val="3"/>
+          <w:numId w:val="4"/>
         </w:numPr>
         <w:spacing w:after="80" w:line="290"/>
       </w:pPr>
@@ -4225,7 +3908,7 @@
           <w:sz w:val="21"/>
           <w:szCs w:val="21"/>
         </w:rPr>
-        <w:t xml:space="preserve">Information asymmetry: the Sellers and the Issuer may have information about the Issuer that the Portfolio does not have.</w:t>
+        <w:t xml:space="preserve">Loss of capital: investors may lose all of the amount invested.</w:t>
       </w:r>
     </w:p>
     <w:p>
@@ -4233,7 +3916,7 @@
         <w:pStyle w:val="ListParagraph"/>
         <w:numPr>
           <w:ilvl w:val="0"/>
-          <w:numId w:val="3"/>
+          <w:numId w:val="4"/>
         </w:numPr>
         <w:spacing w:after="80" w:line="290"/>
       </w:pPr>
@@ -4244,7 +3927,7 @@
           <w:sz w:val="21"/>
           <w:szCs w:val="21"/>
         </w:rPr>
-        <w:t xml:space="preserve">Limited warranties: Sellers give warranties about title and capacity only.</w:t>
+        <w:t xml:space="preserve">Limited information and control: the Portfolio is a minority holder and relies on information provided by the issuer.</w:t>
       </w:r>
     </w:p>
     <w:p>
@@ -4252,7 +3935,7 @@
         <w:pStyle w:val="ListParagraph"/>
         <w:numPr>
           <w:ilvl w:val="0"/>
-          <w:numId w:val="3"/>
+          <w:numId w:val="4"/>
         </w:numPr>
         <w:spacing w:after="80" w:line="290"/>
       </w:pPr>
@@ -4263,7 +3946,7 @@
           <w:sz w:val="21"/>
           <w:szCs w:val="21"/>
         </w:rPr>
-        <w:t xml:space="preserve">Completion risk: the Issuer may refuse consent, or another shareholder may exercise a right of first refusal, so the Portfolio may acquire fewer Company Shares than intended.</w:t>
+        <w:t xml:space="preserve">Fees and expenses reduce returns, including the Portfolio’s share of umbrella costs.</w:t>
       </w:r>
     </w:p>
     <w:p>
@@ -4271,7 +3954,102 @@
         <w:pStyle w:val="ListParagraph"/>
         <w:numPr>
           <w:ilvl w:val="0"/>
-          <w:numId w:val="3"/>
+          <w:numId w:val="4"/>
+        </w:numPr>
+        <w:spacing w:after="80" w:line="290"/>
+      </w:pPr>
+      <w:r>
+        <w:rPr>
+          <w:rFonts w:ascii="Georgia" w:cs="Georgia" w:eastAsia="Georgia" w:hAnsi="Georgia"/>
+          <w:color w:val="1A1F24"/>
+          <w:sz w:val="21"/>
+          <w:szCs w:val="21"/>
+        </w:rPr>
+        <w:t xml:space="preserve">Currency: where the investment is valued or realised in a currency other than </w:t>
+      </w:r>
+      <w:r>
+        <w:rPr>
+          <w:rFonts w:ascii="Georgia" w:cs="Georgia" w:eastAsia="Georgia" w:hAnsi="Georgia"/>
+          <w:color w:val="1A1F24"/>
+          <w:sz w:val="21"/>
+          <w:szCs w:val="21"/>
+          <w:shd w:fill="FFF2CC" w:color="auto" w:val="clear"/>
+        </w:rPr>
+        <w:t xml:space="preserve">{{portfolio.base_currency}}</w:t>
+      </w:r>
+      <w:r>
+        <w:rPr>
+          <w:rFonts w:ascii="Georgia" w:cs="Georgia" w:eastAsia="Georgia" w:hAnsi="Georgia"/>
+          <w:color w:val="1A1F24"/>
+          <w:sz w:val="21"/>
+          <w:szCs w:val="21"/>
+        </w:rPr>
+        <w:t xml:space="preserve">, exchange rates will affect returns.</w:t>
+      </w:r>
+    </w:p>
+    <w:p>
+      <w:pPr>
+        <w:pStyle w:val="ListParagraph"/>
+        <w:numPr>
+          <w:ilvl w:val="0"/>
+          <w:numId w:val="4"/>
+        </w:numPr>
+        <w:spacing w:after="80" w:line="290"/>
+      </w:pPr>
+      <w:r>
+        <w:rPr>
+          <w:rFonts w:ascii="Georgia" w:cs="Georgia" w:eastAsia="Georgia" w:hAnsi="Georgia"/>
+          <w:color w:val="1A1F24"/>
+          <w:sz w:val="21"/>
+          <w:szCs w:val="21"/>
+        </w:rPr>
+        <w:t xml:space="preserve">Information asymmetry: the Sellers and the Issuer may have information about the Issuer that the Portfolio does not have.</w:t>
+      </w:r>
+    </w:p>
+    <w:p>
+      <w:pPr>
+        <w:pStyle w:val="ListParagraph"/>
+        <w:numPr>
+          <w:ilvl w:val="0"/>
+          <w:numId w:val="4"/>
+        </w:numPr>
+        <w:spacing w:after="80" w:line="290"/>
+      </w:pPr>
+      <w:r>
+        <w:rPr>
+          <w:rFonts w:ascii="Georgia" w:cs="Georgia" w:eastAsia="Georgia" w:hAnsi="Georgia"/>
+          <w:color w:val="1A1F24"/>
+          <w:sz w:val="21"/>
+          <w:szCs w:val="21"/>
+        </w:rPr>
+        <w:t xml:space="preserve">Limited warranties: Sellers give warranties about title and capacity only.</w:t>
+      </w:r>
+    </w:p>
+    <w:p>
+      <w:pPr>
+        <w:pStyle w:val="ListParagraph"/>
+        <w:numPr>
+          <w:ilvl w:val="0"/>
+          <w:numId w:val="4"/>
+        </w:numPr>
+        <w:spacing w:after="80" w:line="290"/>
+      </w:pPr>
+      <w:r>
+        <w:rPr>
+          <w:rFonts w:ascii="Georgia" w:cs="Georgia" w:eastAsia="Georgia" w:hAnsi="Georgia"/>
+          <w:color w:val="1A1F24"/>
+          <w:sz w:val="21"/>
+          <w:szCs w:val="21"/>
+        </w:rPr>
+        <w:t xml:space="preserve">Completion risk: the Issuer may refuse consent, or another shareholder may exercise a right of first refusal, so the Portfolio may acquire fewer Company Shares than intended.</w:t>
+      </w:r>
+    </w:p>
+    <w:p>
+      <w:pPr>
+        <w:pStyle w:val="ListParagraph"/>
+        <w:numPr>
+          <w:ilvl w:val="0"/>
+          <w:numId w:val="4"/>
         </w:numPr>
         <w:spacing w:after="80" w:line="290"/>
       </w:pPr>
@@ -4323,7 +4101,12 @@
     </w:p>
     <w:p>
       <w:pPr>
+        <w:pStyle w:val="Heading1"/>
         <w:keepNext/>
+        <w:numPr>
+          <w:ilvl w:val="0"/>
+          <w:numId w:val="3"/>
+        </w:numPr>
         <w:spacing w:after="100" w:before="240"/>
       </w:pPr>
       <w:r>
@@ -4335,34 +4118,18 @@
           <w:sz w:val="23"/>
           <w:szCs w:val="23"/>
         </w:rPr>
-        <w:t xml:space="preserve">10 Conflicts of interest</w:t>
-      </w:r>
-    </w:p>
-    <w:p>
-      <w:pPr>
-        <w:tabs>
-          <w:tab w:val="left" w:pos="709"/>
-        </w:tabs>
+        <w:t xml:space="preserve">Conflicts of interest</w:t>
+      </w:r>
+    </w:p>
+    <w:p>
+      <w:pPr>
+        <w:pStyle w:val="ListParagraph"/>
+        <w:numPr>
+          <w:ilvl w:val="1"/>
+          <w:numId w:val="3"/>
+        </w:numPr>
         <w:spacing w:after="120" w:before="0" w:line="300"/>
-        <w:ind w:left="709" w:hanging="709"/>
-      </w:pPr>
-      <w:r>
-        <w:rPr>
-          <w:rFonts w:ascii="Georgia" w:cs="Georgia" w:eastAsia="Georgia" w:hAnsi="Georgia"/>
-          <w:color w:val="1A1F24"/>
-          <w:sz w:val="21"/>
-          <w:szCs w:val="21"/>
-        </w:rPr>
-        <w:t xml:space="preserve">10.1</w:t>
-      </w:r>
-      <w:r>
-        <w:rPr>
-          <w:rFonts w:ascii="Georgia" w:cs="Georgia" w:eastAsia="Georgia" w:hAnsi="Georgia"/>
-          <w:sz w:val="21"/>
-          <w:szCs w:val="21"/>
-        </w:rPr>
-        <w:t xml:space="preserve">	</w:t>
-      </w:r>
+      </w:pPr>
       <w:r>
         <w:rPr>
           <w:rFonts w:ascii="Georgia" w:cs="Georgia" w:eastAsia="Georgia" w:hAnsi="Georgia"/>
@@ -4375,37 +4142,21 @@
     </w:p>
     <w:p>
       <w:pPr>
-        <w:tabs>
-          <w:tab w:val="left" w:pos="709"/>
-        </w:tabs>
+        <w:pStyle w:val="ListParagraph"/>
+        <w:numPr>
+          <w:ilvl w:val="1"/>
+          <w:numId w:val="3"/>
+        </w:numPr>
         <w:spacing w:after="120" w:before="0" w:line="300"/>
-        <w:ind w:left="709" w:hanging="709"/>
-      </w:pPr>
-      <w:r>
-        <w:rPr>
-          <w:rFonts w:ascii="Georgia" w:cs="Georgia" w:eastAsia="Georgia" w:hAnsi="Georgia"/>
-          <w:color w:val="1A1F24"/>
-          <w:sz w:val="21"/>
-          <w:szCs w:val="21"/>
-        </w:rPr>
-        <w:t xml:space="preserve">10.2</w:t>
-      </w:r>
-      <w:r>
-        <w:rPr>
-          <w:rFonts w:ascii="Georgia" w:cs="Georgia" w:eastAsia="Georgia" w:hAnsi="Georgia"/>
-          <w:sz w:val="21"/>
-          <w:szCs w:val="21"/>
-        </w:rPr>
-        <w:t xml:space="preserve">	</w:t>
-      </w:r>
-      <w:r>
-        <w:rPr>
-          <w:rFonts w:ascii="Georgia" w:cs="Georgia" w:eastAsia="Georgia" w:hAnsi="Georgia"/>
-          <w:color w:val="1A1F24"/>
-          <w:sz w:val="21"/>
-          <w:szCs w:val="21"/>
-        </w:rPr>
-        <w:t xml:space="preserve">None of the Sellers is an affiliate of the Sponsor. </w:t>
+      </w:pPr>
+      <w:r>
+        <w:rPr>
+          <w:rFonts w:ascii="Georgia" w:cs="Georgia" w:eastAsia="Georgia" w:hAnsi="Georgia"/>
+          <w:color w:val="1A1F24"/>
+          <w:sz w:val="21"/>
+          <w:szCs w:val="21"/>
+        </w:rPr>
+        <w:t xml:space="preserve">None of the Sellers is an affiliate of the Sponsor.</w:t>
       </w:r>
       <w:r>
         <w:rPr>
@@ -4426,7 +4177,7 @@
           <w:sz w:val="21"/>
           <w:szCs w:val="21"/>
         </w:rPr>
-        <w:t xml:space="preserve"> The Sponsor has no interest in the placement fee described in section 4.4. </w:t>
+        <w:t xml:space="preserve"> The Sponsor has no interest in the placement fee described in section 4.4.</w:t>
       </w:r>
       <w:r>
         <w:rPr>
@@ -4443,7 +4194,12 @@
     </w:p>
     <w:p>
       <w:pPr>
+        <w:pStyle w:val="Heading1"/>
         <w:keepNext/>
+        <w:numPr>
+          <w:ilvl w:val="0"/>
+          <w:numId w:val="3"/>
+        </w:numPr>
         <w:spacing w:after="100" w:before="240"/>
       </w:pPr>
       <w:r>
@@ -4455,7 +4211,7 @@
           <w:sz w:val="23"/>
           <w:szCs w:val="23"/>
         </w:rPr>
-        <w:t xml:space="preserve">11 Eligible investors</w:t>
+        <w:t xml:space="preserve">Eligible investors</w:t>
       </w:r>
     </w:p>
     <w:p>
@@ -4477,29 +4233,13 @@
     </w:p>
     <w:p>
       <w:pPr>
-        <w:tabs>
-          <w:tab w:val="left" w:pos="709"/>
-        </w:tabs>
+        <w:pStyle w:val="ListParagraph"/>
+        <w:numPr>
+          <w:ilvl w:val="1"/>
+          <w:numId w:val="3"/>
+        </w:numPr>
         <w:spacing w:after="120" w:before="0" w:line="300"/>
-        <w:ind w:left="709" w:hanging="709"/>
-      </w:pPr>
-      <w:r>
-        <w:rPr>
-          <w:rFonts w:ascii="Georgia" w:cs="Georgia" w:eastAsia="Georgia" w:hAnsi="Georgia"/>
-          <w:color w:val="1A1F24"/>
-          <w:sz w:val="21"/>
-          <w:szCs w:val="21"/>
-        </w:rPr>
-        <w:t xml:space="preserve">11.1</w:t>
-      </w:r>
-      <w:r>
-        <w:rPr>
-          <w:rFonts w:ascii="Georgia" w:cs="Georgia" w:eastAsia="Georgia" w:hAnsi="Georgia"/>
-          <w:sz w:val="21"/>
-          <w:szCs w:val="21"/>
-        </w:rPr>
-        <w:t xml:space="preserve">	</w:t>
-      </w:r>
+      </w:pPr>
       <w:r>
         <w:rPr>
           <w:rFonts w:ascii="Georgia" w:cs="Georgia" w:eastAsia="Georgia" w:hAnsi="Georgia"/>
@@ -4548,29 +4288,13 @@
     </w:p>
     <w:p>
       <w:pPr>
-        <w:tabs>
-          <w:tab w:val="left" w:pos="709"/>
-        </w:tabs>
+        <w:pStyle w:val="ListParagraph"/>
+        <w:numPr>
+          <w:ilvl w:val="1"/>
+          <w:numId w:val="3"/>
+        </w:numPr>
         <w:spacing w:after="120" w:before="0" w:line="300"/>
-        <w:ind w:left="709" w:hanging="709"/>
-      </w:pPr>
-      <w:r>
-        <w:rPr>
-          <w:rFonts w:ascii="Georgia" w:cs="Georgia" w:eastAsia="Georgia" w:hAnsi="Georgia"/>
-          <w:color w:val="1A1F24"/>
-          <w:sz w:val="21"/>
-          <w:szCs w:val="21"/>
-        </w:rPr>
-        <w:t xml:space="preserve">11.2</w:t>
-      </w:r>
-      <w:r>
-        <w:rPr>
-          <w:rFonts w:ascii="Georgia" w:cs="Georgia" w:eastAsia="Georgia" w:hAnsi="Georgia"/>
-          <w:sz w:val="21"/>
-          <w:szCs w:val="21"/>
-        </w:rPr>
-        <w:t xml:space="preserve">	</w:t>
-      </w:r>
+      </w:pPr>
       <w:r>
         <w:rPr>
           <w:rFonts w:ascii="Georgia" w:cs="Georgia" w:eastAsia="Georgia" w:hAnsi="Georgia"/>
@@ -4618,8 +4342,8 @@
       </w:r>
     </w:p>
     <w:sectPr>
-      <w:headerReference w:type="default" r:id="rId7"/>
-      <w:footerReference w:type="default" r:id="rId8"/>
+      <w:headerReference w:type="default" r:id="rId6"/>
+      <w:footerReference w:type="default" r:id="rId7"/>
       <w:pgSz w:w="11906" w:h="16838" w:orient="portrait"/>
       <w:pgMar w:top="1440" w:right="1440" w:bottom="1440" w:left="1440" w:header="708" w:footer="708" w:gutter="0"/>
       <w:pgNumType/>
@@ -4627,10 +4351,6 @@
     </w:sectPr>
   </w:body>
 </w:document>
-</file>
-
-<file path=word/comments.xml><?xml version="1.0" encoding="utf-8"?>
-<w:comments xmlns:cx="http://schemas.microsoft.com/office/drawing/2014/chartex" xmlns:cx1="http://schemas.microsoft.com/office/drawing/2015/9/8/chartex" xmlns:cx2="http://schemas.microsoft.com/office/drawing/2015/10/21/chartex" xmlns:cx3="http://schemas.microsoft.com/office/drawing/2016/5/9/chartex" xmlns:cx4="http://schemas.microsoft.com/office/drawing/2016/5/10/chartex" xmlns:cx5="http://schemas.microsoft.com/office/drawing/2016/5/11/chartex" xmlns:cx6="http://schemas.microsoft.com/office/drawing/2016/5/12/chartex" xmlns:cx7="http://schemas.microsoft.com/office/drawing/2016/5/13/chartex" xmlns:cx8="http://schemas.microsoft.com/office/drawing/2016/5/14/chartex" xmlns:mc="http://schemas.openxmlformats.org/markup-compatibility/2006" xmlns:aink="http://schemas.microsoft.com/office/drawing/2016/ink" xmlns:am3d="http://schemas.microsoft.com/office/drawing/2017/model3d" xmlns:o="urn:schemas-microsoft-com:office:office" xmlns:r="http://schemas.openxmlformats.org/officeDocument/2006/relationships" xmlns:m="http://schemas.openxmlformats.org/officeDocument/2006/math" xmlns:v="urn:schemas-microsoft-com:vml" xmlns:wp14="http://schemas.microsoft.com/office/word/2010/wordprocessingDrawing" xmlns:wp="http://schemas.openxmlformats.org/drawingml/2006/wordprocessingDrawing" xmlns:w10="urn:schemas-microsoft-com:office:word" xmlns:w="http://schemas.openxmlformats.org/wordprocessingml/2006/main" xmlns:w14="http://schemas.microsoft.com/office/word/2010/wordml" xmlns:w15="http://schemas.microsoft.com/office/word/2012/wordml" xmlns:w16cex="http://schemas.microsoft.com/office/word/2018/wordml/cex" xmlns:w16cid="http://schemas.microsoft.com/office/word/2016/wordml/cid" xmlns:w16="http://schemas.microsoft.com/office/word/2018/wordml" xmlns:w16sdtdh="http://schemas.microsoft.com/office/word/2020/wordml/sdtdatahash" xmlns:w16se="http://schemas.microsoft.com/office/word/2015/wordml/symex" xmlns:wpg="http://schemas.microsoft.com/office/word/2010/wordprocessingGroup" xmlns:wpi="http://schemas.microsoft.com/office/word/2010/wordprocessingInk" xmlns:wne="http://schemas.microsoft.com/office/word/2006/wordml" xmlns:wps="http://schemas.microsoft.com/office/word/2010/wordprocessingShape"/>
 </file>
 
 <file path=word/endnotes.xml><?xml version="1.0" encoding="utf-8"?>
@@ -4782,7 +4502,7 @@
 <w:numbering xmlns:wpc="http://schemas.microsoft.com/office/word/2010/wordprocessingCanvas" xmlns:mc="http://schemas.openxmlformats.org/markup-compatibility/2006" xmlns:o="urn:schemas-microsoft-com:office:office" xmlns:r="http://schemas.openxmlformats.org/officeDocument/2006/relationships" xmlns:m="http://schemas.openxmlformats.org/officeDocument/2006/math" xmlns:v="urn:schemas-microsoft-com:vml" xmlns:wp14="http://schemas.microsoft.com/office/word/2010/wordprocessingDrawing" xmlns:wp="http://schemas.openxmlformats.org/drawingml/2006/wordprocessingDrawing" xmlns:w10="urn:schemas-microsoft-com:office:word" xmlns:w="http://schemas.openxmlformats.org/wordprocessingml/2006/main" xmlns:w14="http://schemas.microsoft.com/office/word/2010/wordml" xmlns:w15="http://schemas.microsoft.com/office/word/2012/wordml" xmlns:wpg="http://schemas.microsoft.com/office/word/2010/wordprocessingGroup" xmlns:wpi="http://schemas.microsoft.com/office/word/2010/wordprocessingInk" xmlns:wne="http://schemas.microsoft.com/office/word/2006/wordml" xmlns:wps="http://schemas.microsoft.com/office/word/2010/wordprocessingShape" mc:Ignorable="w14 w15 wp14">
   <w:abstractNum w:abstractNumId="1" w15:restartNumberingAfterBreak="0">
     <w:multiLevelType w:val="hybridMultilevel"/>
-    <w:lvl w:ilvl="0" w15:tentative="1">
+    <w:lvl w:ilvl="0" w:tentative="1">
       <w:start w:val="1"/>
       <w:numFmt w:val="bullet"/>
       <w:lvlText w:val="●"/>
@@ -4791,7 +4511,7 @@
         <w:ind w:left="720" w:hanging="360"/>
       </w:pPr>
     </w:lvl>
-    <w:lvl w:ilvl="1" w15:tentative="1">
+    <w:lvl w:ilvl="1" w:tentative="1">
       <w:start w:val="1"/>
       <w:numFmt w:val="bullet"/>
       <w:lvlText w:val="○"/>
@@ -4800,7 +4520,7 @@
         <w:ind w:left="1440" w:hanging="360"/>
       </w:pPr>
     </w:lvl>
-    <w:lvl w:ilvl="2" w15:tentative="1">
+    <w:lvl w:ilvl="2" w:tentative="1">
       <w:start w:val="1"/>
       <w:numFmt w:val="bullet"/>
       <w:lvlText w:val="■"/>
@@ -4809,7 +4529,7 @@
         <w:ind w:left="2160" w:hanging="360"/>
       </w:pPr>
     </w:lvl>
-    <w:lvl w:ilvl="3" w15:tentative="1">
+    <w:lvl w:ilvl="3" w:tentative="1">
       <w:start w:val="1"/>
       <w:numFmt w:val="bullet"/>
       <w:lvlText w:val="●"/>
@@ -4818,7 +4538,7 @@
         <w:ind w:left="2880" w:hanging="360"/>
       </w:pPr>
     </w:lvl>
-    <w:lvl w:ilvl="4" w15:tentative="1">
+    <w:lvl w:ilvl="4" w:tentative="1">
       <w:start w:val="1"/>
       <w:numFmt w:val="bullet"/>
       <w:lvlText w:val="○"/>
@@ -4827,7 +4547,7 @@
         <w:ind w:left="3600" w:hanging="360"/>
       </w:pPr>
     </w:lvl>
-    <w:lvl w:ilvl="5" w15:tentative="1">
+    <w:lvl w:ilvl="5" w:tentative="1">
       <w:start w:val="1"/>
       <w:numFmt w:val="bullet"/>
       <w:lvlText w:val="■"/>
@@ -4836,7 +4556,7 @@
         <w:ind w:left="4320" w:hanging="360"/>
       </w:pPr>
     </w:lvl>
-    <w:lvl w:ilvl="6" w15:tentative="1">
+    <w:lvl w:ilvl="6" w:tentative="1">
       <w:start w:val="1"/>
       <w:numFmt w:val="bullet"/>
       <w:lvlText w:val="●"/>
@@ -4845,7 +4565,7 @@
         <w:ind w:left="5040" w:hanging="360"/>
       </w:pPr>
     </w:lvl>
-    <w:lvl w:ilvl="7" w15:tentative="1">
+    <w:lvl w:ilvl="7" w:tentative="1">
       <w:start w:val="1"/>
       <w:numFmt w:val="bullet"/>
       <w:lvlText w:val="●"/>
@@ -4854,7 +4574,7 @@
         <w:ind w:left="5760" w:hanging="360"/>
       </w:pPr>
     </w:lvl>
-    <w:lvl w:ilvl="8" w15:tentative="1">
+    <w:lvl w:ilvl="8" w:tentative="1">
       <w:start w:val="1"/>
       <w:numFmt w:val="bullet"/>
       <w:lvlText w:val="●"/>
@@ -4866,7 +4586,7 @@
   </w:abstractNum>
   <w:abstractNum w:abstractNumId="2" w15:restartNumberingAfterBreak="0">
     <w:multiLevelType w:val="hybridMultilevel"/>
-    <w:lvl w:ilvl="0" w15:tentative="1">
+    <w:lvl w:ilvl="0" w:tentative="1">
       <w:start w:val="1"/>
       <w:numFmt w:val="bullet"/>
       <w:lvlText w:val="•"/>
@@ -4878,7 +4598,7 @@
   </w:abstractNum>
   <w:abstractNum w:abstractNumId="3" w15:restartNumberingAfterBreak="0">
     <w:multiLevelType w:val="hybridMultilevel"/>
-    <w:lvl w:ilvl="0" w15:tentative="1">
+    <w:lvl w:ilvl="0" w:tentative="1">
       <w:start w:val="1"/>
       <w:numFmt w:val="decimal"/>
       <w:lvlText w:val="%1."/>
@@ -4886,6 +4606,39 @@
       <w:pPr>
         <w:ind w:left="425" w:hanging="340"/>
       </w:pPr>
+    </w:lvl>
+  </w:abstractNum>
+  <w:abstractNum w:abstractNumId="4" w15:restartNumberingAfterBreak="0">
+    <w:multiLevelType w:val="hybridMultilevel"/>
+    <w:lvl w:ilvl="0" w:tentative="1">
+      <w:start w:val="1"/>
+      <w:numFmt w:val="decimal"/>
+      <w:lvlText w:val="%1"/>
+      <w:lvlJc w:val="left"/>
+      <w:pPr>
+        <w:ind w:left="709" w:hanging="709"/>
+      </w:pPr>
+      <w:rPr>
+        <w:rFonts w:ascii="Georgia" w:cs="Georgia" w:eastAsia="Georgia" w:hAnsi="Georgia"/>
+        <w:b/>
+        <w:bCs/>
+        <w:sz w:val="23"/>
+        <w:szCs w:val="23"/>
+      </w:rPr>
+    </w:lvl>
+    <w:lvl w:ilvl="1" w:tentative="1">
+      <w:start w:val="1"/>
+      <w:numFmt w:val="decimal"/>
+      <w:lvlText w:val="%1.%2"/>
+      <w:lvlJc w:val="left"/>
+      <w:pPr>
+        <w:ind w:left="709" w:hanging="709"/>
+      </w:pPr>
+      <w:rPr>
+        <w:rFonts w:ascii="Georgia" w:cs="Georgia" w:eastAsia="Georgia" w:hAnsi="Georgia"/>
+        <w:sz w:val="21"/>
+        <w:szCs w:val="21"/>
+      </w:rPr>
     </w:lvl>
   </w:abstractNum>
   <w:num w:numId="1">
@@ -4901,6 +4654,12 @@
     </w:lvlOverride>
   </w:num>
   <w:num w:numId="3">
+    <w:abstractNumId w:val="4"/>
+    <w:lvlOverride w:ilvl="0">
+      <w:startOverride w:val="1"/>
+    </w:lvlOverride>
+  </w:num>
+  <w:num w:numId="4">
     <w:abstractNumId w:val="2"/>
     <w:lvlOverride w:ilvl="0">
       <w:startOverride w:val="1"/>
@@ -4921,6 +4680,10 @@
     </w:rPrDefault>
     <w:pPrDefault/>
   </w:docDefaults>
+  <w:style w:type="paragraph" w:styleId="Normal" w:default="1">
+    <w:name w:val="Normal"/>
+    <w:qFormat/>
+  </w:style>
   <w:style w:type="paragraph" w:styleId="Title">
     <w:name w:val="Title"/>
     <w:basedOn w:val="Normal"/>
@@ -5093,4 +4856,294 @@
     </w:rPr>
   </w:style>
 </w:styles>
+</file>
+
+<file path=word/theme/theme1.xml><?xml version="1.0" encoding="utf-8"?>
+<a:theme xmlns:a="http://schemas.openxmlformats.org/drawingml/2006/main" name="Office Theme">
+  <a:themeElements>
+    <a:clrScheme name="Office">
+      <a:dk1>
+        <a:sysClr val="windowText" lastClr="000000"/>
+      </a:dk1>
+      <a:lt1>
+        <a:sysClr val="window" lastClr="FFFFFF"/>
+      </a:lt1>
+      <a:dk2>
+        <a:srgbClr val="44546A"/>
+      </a:dk2>
+      <a:lt2>
+        <a:srgbClr val="E7E6E6"/>
+      </a:lt2>
+      <a:accent1>
+        <a:srgbClr val="4472C4"/>
+      </a:accent1>
+      <a:accent2>
+        <a:srgbClr val="ED7D31"/>
+      </a:accent2>
+      <a:accent3>
+        <a:srgbClr val="A5A5A5"/>
+      </a:accent3>
+      <a:accent4>
+        <a:srgbClr val="FFC000"/>
+      </a:accent4>
+      <a:accent5>
+        <a:srgbClr val="5B9BD5"/>
+      </a:accent5>
+      <a:accent6>
+        <a:srgbClr val="70AD47"/>
+      </a:accent6>
+      <a:hlink>
+        <a:srgbClr val="0563C1"/>
+      </a:hlink>
+      <a:folHlink>
+        <a:srgbClr val="954F72"/>
+      </a:folHlink>
+    </a:clrScheme>
+    <a:fontScheme name="Office">
+      <a:majorFont>
+        <a:latin typeface="Calibri Light" panose="020F0302020204030204"/>
+        <a:ea typeface=""/>
+        <a:cs typeface=""/>
+        <a:font script="Jpan" typeface="游ゴシック Light"/>
+        <a:font script="Hang" typeface="맑은 고딕"/>
+        <a:font script="Hans" typeface="等线 Light"/>
+        <a:font script="Hant" typeface="新細明體"/>
+        <a:font script="Arab" typeface="Times New Roman"/>
+        <a:font script="Hebr" typeface="Times New Roman"/>
+        <a:font script="Thai" typeface="Angsana New"/>
+        <a:font script="Ethi" typeface="Nyala"/>
+        <a:font script="Beng" typeface="Vrinda"/>
+        <a:font script="Gujr" typeface="Shruti"/>
+        <a:font script="Khmr" typeface="MoolBoran"/>
+        <a:font script="Knda" typeface="Tunga"/>
+        <a:font script="Guru" typeface="Raavi"/>
+        <a:font script="Cans" typeface="Euphemia"/>
+        <a:font script="Cher" typeface="Plantagenet Cherokee"/>
+        <a:font script="Yiii" typeface="Microsoft Yi Baiti"/>
+        <a:font script="Tibt" typeface="Microsoft Himalaya"/>
+        <a:font script="Thaa" typeface="MV Boli"/>
+        <a:font script="Deva" typeface="Mangal"/>
+        <a:font script="Telu" typeface="Gautami"/>
+        <a:font script="Taml" typeface="Latha"/>
+        <a:font script="Syrc" typeface="Estrangelo Edessa"/>
+        <a:font script="Orya" typeface="Kalinga"/>
+        <a:font script="Mlym" typeface="Kartika"/>
+        <a:font script="Laoo" typeface="DokChampa"/>
+        <a:font script="Sinh" typeface="Iskoola Pota"/>
+        <a:font script="Mong" typeface="Mongolian Baiti"/>
+        <a:font script="Viet" typeface="Times New Roman"/>
+        <a:font script="Uigh" typeface="Microsoft Uighur"/>
+        <a:font script="Geor" typeface="Sylfaen"/>
+        <a:font script="Armn" typeface="Arial"/>
+        <a:font script="Bugi" typeface="Leelawadee UI"/>
+        <a:font script="Bopo" typeface="Microsoft JhengHei"/>
+        <a:font script="Java" typeface="Javanese Text"/>
+        <a:font script="Lisu" typeface="Segoe UI"/>
+        <a:font script="Mymr" typeface="Myanmar Text"/>
+        <a:font script="Nkoo" typeface="Ebrima"/>
+        <a:font script="Olck" typeface="Nirmala UI"/>
+        <a:font script="Osma" typeface="Ebrima"/>
+        <a:font script="Phag" typeface="Phagspa"/>
+        <a:font script="Syrn" typeface="Estrangelo Edessa"/>
+        <a:font script="Syrj" typeface="Estrangelo Edessa"/>
+        <a:font script="Syre" typeface="Estrangelo Edessa"/>
+        <a:font script="Sora" typeface="Nirmala UI"/>
+        <a:font script="Tale" typeface="Microsoft Tai Le"/>
+        <a:font script="Talu" typeface="Microsoft New Tai Lue"/>
+        <a:font script="Tfng" typeface="Ebrima"/>
+      </a:majorFont>
+      <a:minorFont>
+        <a:latin typeface="Calibri" panose="020F0502020204030204"/>
+        <a:ea typeface=""/>
+        <a:cs typeface=""/>
+        <a:font script="Jpan" typeface="游明朝"/>
+        <a:font script="Hang" typeface="맑은 고딕"/>
+        <a:font script="Hans" typeface="等线"/>
+        <a:font script="Hant" typeface="新細明體"/>
+        <a:font script="Arab" typeface="Arial"/>
+        <a:font script="Hebr" typeface="Arial"/>
+        <a:font script="Thai" typeface="Cordia New"/>
+        <a:font script="Ethi" typeface="Nyala"/>
+        <a:font script="Beng" typeface="Vrinda"/>
+        <a:font script="Gujr" typeface="Shruti"/>
+        <a:font script="Khmr" typeface="DaunPenh"/>
+        <a:font script="Knda" typeface="Tunga"/>
+        <a:font script="Guru" typeface="Raavi"/>
+        <a:font script="Cans" typeface="Euphemia"/>
+        <a:font script="Cher" typeface="Plantagenet Cherokee"/>
+        <a:font script="Yiii" typeface="Microsoft Yi Baiti"/>
+        <a:font script="Tibt" typeface="Microsoft Himalaya"/>
+        <a:font script="Thaa" typeface="MV Boli"/>
+        <a:font script="Deva" typeface="Mangal"/>
+        <a:font script="Telu" typeface="Gautami"/>
+        <a:font script="Taml" typeface="Latha"/>
+        <a:font script="Syrc" typeface="Estrangelo Edessa"/>
+        <a:font script="Orya" typeface="Kalinga"/>
+        <a:font script="Mlym" typeface="Kartika"/>
+        <a:font script="Laoo" typeface="DokChampa"/>
+        <a:font script="Sinh" typeface="Iskoola Pota"/>
+        <a:font script="Mong" typeface="Mongolian Baiti"/>
+        <a:font script="Viet" typeface="Arial"/>
+        <a:font script="Uigh" typeface="Microsoft Uighur"/>
+        <a:font script="Geor" typeface="Sylfaen"/>
+        <a:font script="Armn" typeface="Arial"/>
+        <a:font script="Bugi" typeface="Leelawadee UI"/>
+        <a:font script="Bopo" typeface="Microsoft JhengHei"/>
+        <a:font script="Java" typeface="Javanese Text"/>
+        <a:font script="Lisu" typeface="Segoe UI"/>
+        <a:font script="Mymr" typeface="Myanmar Text"/>
+        <a:font script="Nkoo" typeface="Ebrima"/>
+        <a:font script="Olck" typeface="Nirmala UI"/>
+        <a:font script="Osma" typeface="Ebrima"/>
+        <a:font script="Phag" typeface="Phagspa"/>
+        <a:font script="Syrn" typeface="Estrangelo Edessa"/>
+        <a:font script="Syrj" typeface="Estrangelo Edessa"/>
+        <a:font script="Syre" typeface="Estrangelo Edessa"/>
+        <a:font script="Sora" typeface="Nirmala UI"/>
+        <a:font script="Tale" typeface="Microsoft Tai Le"/>
+        <a:font script="Talu" typeface="Microsoft New Tai Lue"/>
+        <a:font script="Tfng" typeface="Ebrima"/>
+      </a:minorFont>
+    </a:fontScheme>
+    <a:fmtScheme name="Office">
+      <a:fillStyleLst>
+        <a:solidFill>
+          <a:schemeClr val="phClr"/>
+        </a:solidFill>
+        <a:gradFill rotWithShape="true">
+          <a:gsLst>
+            <a:gs pos="0">
+              <a:schemeClr val="phClr">
+                <a:lumMod val="110000"/>
+                <a:satMod val="105000"/>
+                <a:tint val="67000"/>
+              </a:schemeClr>
+            </a:gs>
+            <a:gs pos="50000">
+              <a:schemeClr val="phClr">
+                <a:lumMod val="105000"/>
+                <a:satMod val="103000"/>
+                <a:tint val="73000"/>
+              </a:schemeClr>
+            </a:gs>
+            <a:gs pos="100000">
+              <a:schemeClr val="phClr">
+                <a:lumMod val="105000"/>
+                <a:satMod val="109000"/>
+                <a:tint val="81000"/>
+              </a:schemeClr>
+            </a:gs>
+          </a:gsLst>
+          <a:lin ang="5400000" scaled="false"/>
+        </a:gradFill>
+        <a:gradFill rotWithShape="true">
+          <a:gsLst>
+            <a:gs pos="0">
+              <a:schemeClr val="phClr">
+                <a:satMod val="103000"/>
+                <a:lumMod val="102000"/>
+                <a:tint val="94000"/>
+              </a:schemeClr>
+            </a:gs>
+            <a:gs pos="50000">
+              <a:schemeClr val="phClr">
+                <a:satMod val="110000"/>
+                <a:lumMod val="100000"/>
+                <a:shade val="100000"/>
+              </a:schemeClr>
+            </a:gs>
+            <a:gs pos="100000">
+              <a:schemeClr val="phClr">
+                <a:lumMod val="99000"/>
+                <a:satMod val="120000"/>
+                <a:shade val="78000"/>
+              </a:schemeClr>
+            </a:gs>
+          </a:gsLst>
+          <a:lin ang="5400000" scaled="false"/>
+        </a:gradFill>
+      </a:fillStyleLst>
+      <a:lnStyleLst>
+        <a:ln w="6350" cap="flat" cmpd="sng" algn="ctr">
+          <a:solidFill>
+            <a:schemeClr val="phClr"/>
+          </a:solidFill>
+          <a:prstDash val="solid"/>
+          <a:miter lim="800000"/>
+        </a:ln>
+        <a:ln w="12700" cap="flat" cmpd="sng" algn="ctr">
+          <a:solidFill>
+            <a:schemeClr val="phClr"/>
+          </a:solidFill>
+          <a:prstDash val="solid"/>
+          <a:miter lim="800000"/>
+        </a:ln>
+        <a:ln w="19050" cap="flat" cmpd="sng" algn="ctr">
+          <a:solidFill>
+            <a:schemeClr val="phClr"/>
+          </a:solidFill>
+          <a:prstDash val="solid"/>
+          <a:miter lim="800000"/>
+        </a:ln>
+      </a:lnStyleLst>
+      <a:effectStyleLst>
+        <a:effectStyle>
+          <a:effectLst/>
+        </a:effectStyle>
+        <a:effectStyle>
+          <a:effectLst/>
+        </a:effectStyle>
+        <a:effectStyle>
+          <a:effectLst>
+            <a:outerShdw blurRad="57150" dist="19050" dir="5400000" algn="ctr" rotWithShape="false">
+              <a:srgbClr val="000000">
+                <a:alpha val="63000"/>
+              </a:srgbClr>
+            </a:outerShdw>
+          </a:effectLst>
+        </a:effectStyle>
+      </a:effectStyleLst>
+      <a:bgFillStyleLst>
+        <a:solidFill>
+          <a:schemeClr val="phClr"/>
+        </a:solidFill>
+        <a:solidFill>
+          <a:schemeClr val="phClr">
+            <a:tint val="95000"/>
+            <a:satMod val="170000"/>
+          </a:schemeClr>
+        </a:solidFill>
+        <a:gradFill rotWithShape="true">
+          <a:gsLst>
+            <a:gs pos="0">
+              <a:schemeClr val="phClr">
+                <a:tint val="93000"/>
+                <a:satMod val="150000"/>
+                <a:shade val="98000"/>
+                <a:lumMod val="102000"/>
+              </a:schemeClr>
+            </a:gs>
+            <a:gs pos="50000">
+              <a:schemeClr val="phClr">
+                <a:tint val="98000"/>
+                <a:satMod val="130000"/>
+                <a:shade val="90000"/>
+                <a:lumMod val="103000"/>
+              </a:schemeClr>
+            </a:gs>
+            <a:gs pos="100000">
+              <a:schemeClr val="phClr">
+                <a:shade val="63000"/>
+                <a:satMod val="120000"/>
+              </a:schemeClr>
+            </a:gs>
+          </a:gsLst>
+          <a:lin ang="5400000" scaled="false"/>
+        </a:gradFill>
+      </a:bgFillStyleLst>
+    </a:fmtScheme>
+  </a:themeElements>
+  <a:objectDefaults/>
+  <a:extraClrSchemeLst/>
+</a:theme>
 </file>